--- a/public/doc/d2_v2.docx
+++ b/public/doc/d2_v2.docx
@@ -1,6 +1,6 @@
 
 <file path=word/document.xml><?xml version="1.0" encoding="utf-8"?>
-<w:document xmlns:wpc="http://schemas.microsoft.com/office/word/2010/wordprocessingCanvas" xmlns:cx="http://schemas.microsoft.com/office/drawing/2014/chartex" xmlns:cx1="http://schemas.microsoft.com/office/drawing/2015/9/8/chartex" xmlns:cx2="http://schemas.microsoft.com/office/drawing/2015/10/21/chartex" xmlns:cx3="http://schemas.microsoft.com/office/drawing/2016/5/9/chartex" xmlns:cx4="http://schemas.microsoft.com/office/drawing/2016/5/10/chartex" xmlns:cx5="http://schemas.microsoft.com/office/drawing/2016/5/11/chartex" xmlns:cx6="http://schemas.microsoft.com/office/drawing/2016/5/12/chartex" xmlns:cx7="http://schemas.microsoft.com/office/drawing/2016/5/13/chartex" xmlns:cx8="http://schemas.microsoft.com/office/drawing/2016/5/14/chartex" xmlns:mc="http://schemas.openxmlformats.org/markup-compatibility/2006" xmlns:aink="http://schemas.microsoft.com/office/drawing/2016/ink" xmlns:am3d="http://schemas.microsoft.com/office/drawing/2017/model3d" xmlns:o="urn:schemas-microsoft-com:office:office" xmlns:r="http://schemas.openxmlformats.org/officeDocument/2006/relationships" xmlns:m="http://schemas.openxmlformats.org/officeDocument/2006/math" xmlns:v="urn:schemas-microsoft-com:vml" xmlns:wp14="http://schemas.microsoft.com/office/word/2010/wordprocessingDrawing" xmlns:wp="http://schemas.openxmlformats.org/drawingml/2006/wordprocessingDrawing" xmlns:w10="urn:schemas-microsoft-com:office:word" xmlns:w="http://schemas.openxmlformats.org/wordprocessingml/2006/main" xmlns:w14="http://schemas.microsoft.com/office/word/2010/wordml" xmlns:w15="http://schemas.microsoft.com/office/word/2012/wordml" xmlns:w16cex="http://schemas.microsoft.com/office/word/2018/wordml/cex" xmlns:w16cid="http://schemas.microsoft.com/office/word/2016/wordml/cid" xmlns:w16="http://schemas.microsoft.com/office/word/2018/wordml" xmlns:w16sdtdh="http://schemas.microsoft.com/office/word/2020/wordml/sdtdatahash" xmlns:w16se="http://schemas.microsoft.com/office/word/2015/wordml/symex" xmlns:wpg="http://schemas.microsoft.com/office/word/2010/wordprocessingGroup" xmlns:wpi="http://schemas.microsoft.com/office/word/2010/wordprocessingInk" xmlns:wne="http://schemas.microsoft.com/office/word/2006/wordml" xmlns:wps="http://schemas.microsoft.com/office/word/2010/wordprocessingShape" mc:Ignorable="w14 w15 w16se w16cid w16 w16cex w16sdtdh wp14">
+<w:document xmlns:wpc="http://schemas.microsoft.com/office/word/2010/wordprocessingCanvas" xmlns:cx="http://schemas.microsoft.com/office/drawing/2014/chartex" xmlns:cx1="http://schemas.microsoft.com/office/drawing/2015/9/8/chartex" xmlns:cx2="http://schemas.microsoft.com/office/drawing/2015/10/21/chartex" xmlns:cx3="http://schemas.microsoft.com/office/drawing/2016/5/9/chartex" xmlns:cx4="http://schemas.microsoft.com/office/drawing/2016/5/10/chartex" xmlns:cx5="http://schemas.microsoft.com/office/drawing/2016/5/11/chartex" xmlns:cx6="http://schemas.microsoft.com/office/drawing/2016/5/12/chartex" xmlns:cx7="http://schemas.microsoft.com/office/drawing/2016/5/13/chartex" xmlns:cx8="http://schemas.microsoft.com/office/drawing/2016/5/14/chartex" xmlns:mc="http://schemas.openxmlformats.org/markup-compatibility/2006" xmlns:aink="http://schemas.microsoft.com/office/drawing/2016/ink" xmlns:am3d="http://schemas.microsoft.com/office/drawing/2017/model3d" xmlns:o="urn:schemas-microsoft-com:office:office" xmlns:oel="http://schemas.microsoft.com/office/2019/extlst" xmlns:r="http://schemas.openxmlformats.org/officeDocument/2006/relationships" xmlns:m="http://schemas.openxmlformats.org/officeDocument/2006/math" xmlns:v="urn:schemas-microsoft-com:vml" xmlns:wp14="http://schemas.microsoft.com/office/word/2010/wordprocessingDrawing" xmlns:wp="http://schemas.openxmlformats.org/drawingml/2006/wordprocessingDrawing" xmlns:w10="urn:schemas-microsoft-com:office:word" xmlns:w="http://schemas.openxmlformats.org/wordprocessingml/2006/main" xmlns:w14="http://schemas.microsoft.com/office/word/2010/wordml" xmlns:w15="http://schemas.microsoft.com/office/word/2012/wordml" xmlns:w16cex="http://schemas.microsoft.com/office/word/2018/wordml/cex" xmlns:w16cid="http://schemas.microsoft.com/office/word/2016/wordml/cid" xmlns:w16="http://schemas.microsoft.com/office/word/2018/wordml" xmlns:w16du="http://schemas.microsoft.com/office/word/2023/wordml/word16du" xmlns:w16sdtdh="http://schemas.microsoft.com/office/word/2020/wordml/sdtdatahash" xmlns:w16sdtfl="http://schemas.microsoft.com/office/word/2024/wordml/sdtformatlock" xmlns:w16se="http://schemas.microsoft.com/office/word/2015/wordml/symex" xmlns:wpg="http://schemas.microsoft.com/office/word/2010/wordprocessingGroup" xmlns:wpi="http://schemas.microsoft.com/office/word/2010/wordprocessingInk" xmlns:wne="http://schemas.microsoft.com/office/word/2006/wordml" xmlns:wps="http://schemas.microsoft.com/office/word/2010/wordprocessingShape" mc:Ignorable="w14 w15 w16se w16cid w16 w16cex w16sdtdh w16sdtfl w16du wp14">
   <w:body>
     <w:p>
       <w:pPr>
@@ -460,7 +460,7 @@
                 <v:stroke joinstyle="miter"/>
                 <v:path gradientshapeok="t" o:connecttype="rect"/>
               </v:shapetype>
-              <v:shape id="Metin Kutusu 1" o:spid="_x0000_s1026" type="#_x0000_t202" style="position:absolute;margin-left:22pt;margin-top:23.9pt;width:449.1pt;height:74pt;z-index:251659264;visibility:visible;mso-wrap-style:square;mso-width-percent:0;mso-height-percent:0;mso-wrap-distance-left:9pt;mso-wrap-distance-top:0;mso-wrap-distance-right:9pt;mso-wrap-distance-bottom:0;mso-position-horizontal:absolute;mso-position-horizontal-relative:margin;mso-position-vertical:absolute;mso-position-vertical-relative:text;mso-width-percent:0;mso-height-percent:0;mso-width-relative:margin;mso-height-relative:margin;v-text-anchor:top" o:gfxdata="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" fillcolor="white [3201]" stroked="f" strokeweight="1pt">
+              <v:shape id="Metin Kutusu 1" o:spid="_x0000_s1026" type="#_x0000_t202" style="position:absolute;margin-left:22pt;margin-top:23.9pt;width:449.1pt;height:74pt;z-index:251659264;visibility:visible;mso-wrap-style:square;mso-width-percent:0;mso-height-percent:0;mso-wrap-distance-left:9pt;mso-wrap-distance-top:0;mso-wrap-distance-right:9pt;mso-wrap-distance-bottom:0;mso-position-horizontal:absolute;mso-position-horizontal-relative:margin;mso-position-vertical:absolute;mso-position-vertical-relative:text;mso-width-percent:0;mso-height-percent:0;mso-width-relative:margin;mso-height-relative:margin;v-text-anchor:top" o:gfxdata="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" fillcolor="white [3201]" stroked="f" strokeweight="1pt">
                 <v:shadow on="t" color="black" offset="0,1pt"/>
                 <v:textbox>
                   <w:txbxContent>
@@ -1582,7 +1582,7 @@
               </wp:anchor>
             </w:drawing>
           </mc:Choice>
-          <mc:Fallback xmlns:oel="http://schemas.microsoft.com/office/2019/extlst">
+          <mc:Fallback>
             <w:pict>
               <v:shapetype w14:anchorId="6BE6B436" id="_x0000_t67" coordsize="21600,21600" o:spt="67" adj="16200,5400" path="m0@0l@1@0@1,0@2,0@2@0,21600@0,10800,21600xe">
                 <v:stroke joinstyle="miter"/>
@@ -2001,7 +2001,7 @@
               </wp:anchor>
             </w:drawing>
           </mc:Choice>
-          <mc:Fallback xmlns:oel="http://schemas.microsoft.com/office/2019/extlst">
+          <mc:Fallback>
             <w:pict>
               <v:shapetype w14:anchorId="431AD299" id="_x0000_t66" coordsize="21600,21600" o:spt="66" adj="5400,5400" path="m@0,l@0@1,21600@1,21600@2@0@2@0,21600,,10800xe">
                 <v:stroke joinstyle="miter"/>
@@ -2129,7 +2129,7 @@
               </wp:anchor>
             </w:drawing>
           </mc:Choice>
-          <mc:Fallback xmlns:oel="http://schemas.microsoft.com/office/2019/extlst">
+          <mc:Fallback>
             <w:pict>
               <v:shape w14:anchorId="05050932" id="Aşağı Ok 27" o:spid="_x0000_s1026" type="#_x0000_t67" style="position:absolute;margin-left:70.65pt;margin-top:8.7pt;width:13.5pt;height:38.25pt;z-index:251704320;visibility:visible;mso-wrap-style:square;mso-width-percent:0;mso-height-percent:0;mso-wrap-distance-left:9pt;mso-wrap-distance-top:0;mso-wrap-distance-right:9pt;mso-wrap-distance-bottom:0;mso-position-horizontal:absolute;mso-position-horizontal-relative:text;mso-position-vertical:absolute;mso-position-vertical-relative:text;mso-width-percent:0;mso-height-percent:0;mso-width-relative:margin;mso-height-relative:margin;v-text-anchor:middle" o:gfxdata="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" adj="17788" fillcolor="#5b9bd5 [3204]" strokecolor="#1f4d78 [1604]" strokeweight="1pt"/>
             </w:pict>
@@ -2207,7 +2207,7 @@
               </wp:anchor>
             </w:drawing>
           </mc:Choice>
-          <mc:Fallback xmlns:oel="http://schemas.microsoft.com/office/2019/extlst">
+          <mc:Fallback>
             <w:pict>
               <v:shape w14:anchorId="4B1B23B3" id="Aşağı Ok 25" o:spid="_x0000_s1026" type="#_x0000_t67" style="position:absolute;margin-left:241.5pt;margin-top:11.25pt;width:21pt;height:31.8pt;z-index:251702272;visibility:visible;mso-wrap-style:square;mso-width-percent:0;mso-height-percent:0;mso-wrap-distance-left:9pt;mso-wrap-distance-top:0;mso-wrap-distance-right:9pt;mso-wrap-distance-bottom:0;mso-position-horizontal:absolute;mso-position-horizontal-relative:text;mso-position-vertical:absolute;mso-position-vertical-relative:text;mso-width-percent:0;mso-height-percent:0;mso-width-relative:margin;mso-height-relative:margin;v-text-anchor:middle" o:gfxdata="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" adj="14468" fillcolor="#5b9bd5 [3204]" strokecolor="#1f4d78 [1604]" strokeweight="1pt"/>
             </w:pict>
@@ -2884,23 +2884,7 @@
                                 <w:sz w:val="24"/>
                                 <w:szCs w:val="24"/>
                               </w:rPr>
-                              <w:t xml:space="preserve">(Form </w:t>
-                            </w:r>
-                            <w:r>
-                              <w:rPr>
-                                <w:rFonts w:asciiTheme="minorHAnsi" w:hAnsiTheme="minorHAnsi" w:cstheme="minorHAnsi"/>
-                                <w:sz w:val="24"/>
-                                <w:szCs w:val="24"/>
-                              </w:rPr>
-                              <w:t>3</w:t>
-                            </w:r>
-                            <w:r>
-                              <w:rPr>
-                                <w:rFonts w:asciiTheme="minorHAnsi" w:hAnsiTheme="minorHAnsi" w:cstheme="minorHAnsi"/>
-                                <w:sz w:val="24"/>
-                                <w:szCs w:val="24"/>
-                              </w:rPr>
-                              <w:t>)</w:t>
+                              <w:t>(Form 3)</w:t>
                             </w:r>
                           </w:p>
                           <w:p>
@@ -2934,23 +2918,7 @@
                                 <w:sz w:val="24"/>
                                 <w:szCs w:val="24"/>
                               </w:rPr>
-                              <w:t xml:space="preserve">(Form </w:t>
-                            </w:r>
-                            <w:r>
-                              <w:rPr>
-                                <w:rFonts w:asciiTheme="minorHAnsi" w:hAnsiTheme="minorHAnsi" w:cstheme="minorHAnsi"/>
-                                <w:sz w:val="24"/>
-                                <w:szCs w:val="24"/>
-                              </w:rPr>
-                              <w:t>4</w:t>
-                            </w:r>
-                            <w:r>
-                              <w:rPr>
-                                <w:rFonts w:asciiTheme="minorHAnsi" w:hAnsiTheme="minorHAnsi" w:cstheme="minorHAnsi"/>
-                                <w:sz w:val="24"/>
-                                <w:szCs w:val="24"/>
-                              </w:rPr>
-                              <w:t>)</w:t>
+                              <w:t>(Form 4)</w:t>
                             </w:r>
                           </w:p>
                           <w:p>
@@ -3313,7 +3281,7 @@
               </wp:anchor>
             </w:drawing>
           </mc:Choice>
-          <mc:Fallback xmlns:oel="http://schemas.microsoft.com/office/2019/extlst">
+          <mc:Fallback>
             <w:pict>
               <v:shapetype w14:anchorId="75F885D3" id="_x0000_t69" coordsize="21600,21600" o:spt="69" adj="4320,5400" path="m,10800l@0,21600@0@3@2@3@2,21600,21600,10800@2,0@2@1@0@1@0,xe">
                 <v:stroke joinstyle="miter"/>
@@ -3591,7 +3559,7 @@
                                 <w:sz w:val="24"/>
                                 <w:szCs w:val="24"/>
                               </w:rPr>
-                              <w:t xml:space="preserve">-posta yoluyla iletilmesinin </w:t>
+                              <w:t xml:space="preserve">-posta yoluyla </w:t>
                             </w:r>
                             <w:r>
                               <w:rPr>
@@ -3599,7 +3567,7 @@
                                 <w:sz w:val="24"/>
                                 <w:szCs w:val="24"/>
                               </w:rPr>
-                              <w:t xml:space="preserve"> t</w:t>
+                              <w:t xml:space="preserve">iletilmesinin </w:t>
                             </w:r>
                             <w:r>
                               <w:rPr>
@@ -3607,7 +3575,7 @@
                                 <w:sz w:val="24"/>
                                 <w:szCs w:val="24"/>
                               </w:rPr>
-                              <w:t>alep</w:t>
+                              <w:t>talep</w:t>
                             </w:r>
                             <w:r>
                               <w:rPr>
@@ -3671,7 +3639,7 @@
           </mc:Choice>
           <mc:Fallback>
             <w:pict>
-              <v:roundrect w14:anchorId="3DE698FF" id="Yuvarlatılmış Dikdörtgen 33" o:spid="_x0000_s1032" style="position:absolute;margin-left:22.5pt;margin-top:1pt;width:749.1pt;height:73.5pt;z-index:251707392;visibility:visible;mso-wrap-style:square;mso-width-percent:0;mso-height-percent:0;mso-wrap-distance-left:9pt;mso-wrap-distance-top:0;mso-wrap-distance-right:9pt;mso-wrap-distance-bottom:0;mso-position-horizontal:absolute;mso-position-horizontal-relative:margin;mso-position-vertical:absolute;mso-position-vertical-relative:text;mso-width-percent:0;mso-height-percent:0;mso-width-relative:margin;mso-height-relative:margin;v-text-anchor:middle" arcsize="10923f" o:gfxdata="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" fillcolor="white [3201]" stroked="f" strokeweight="1pt">
+              <v:roundrect w14:anchorId="3DE698FF" id="Yuvarlatılmış Dikdörtgen 33" o:spid="_x0000_s1032" style="position:absolute;margin-left:22.5pt;margin-top:1pt;width:749.1pt;height:73.5pt;z-index:251707392;visibility:visible;mso-wrap-style:square;mso-width-percent:0;mso-height-percent:0;mso-wrap-distance-left:9pt;mso-wrap-distance-top:0;mso-wrap-distance-right:9pt;mso-wrap-distance-bottom:0;mso-position-horizontal:absolute;mso-position-horizontal-relative:margin;mso-position-vertical:absolute;mso-position-vertical-relative:text;mso-width-percent:0;mso-height-percent:0;mso-width-relative:margin;mso-height-relative:margin;v-text-anchor:middle" arcsize="10923f" o:gfxdata="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" fillcolor="white [3201]" stroked="f" strokeweight="1pt">
                 <v:stroke joinstyle="miter"/>
                 <v:shadow on="t" color="black" offset="0,1pt"/>
                 <v:textbox>
@@ -3780,7 +3748,7 @@
                           <w:sz w:val="24"/>
                           <w:szCs w:val="24"/>
                         </w:rPr>
-                        <w:t xml:space="preserve">-posta yoluyla iletilmesinin </w:t>
+                        <w:t xml:space="preserve">-posta yoluyla </w:t>
                       </w:r>
                       <w:r>
                         <w:rPr>
@@ -3788,7 +3756,7 @@
                           <w:sz w:val="24"/>
                           <w:szCs w:val="24"/>
                         </w:rPr>
-                        <w:t xml:space="preserve"> t</w:t>
+                        <w:t xml:space="preserve">iletilmesinin </w:t>
                       </w:r>
                       <w:r>
                         <w:rPr>
@@ -3796,7 +3764,7 @@
                           <w:sz w:val="24"/>
                           <w:szCs w:val="24"/>
                         </w:rPr>
-                        <w:t>alep</w:t>
+                        <w:t>talep</w:t>
                       </w:r>
                       <w:r>
                         <w:rPr>
@@ -4012,14 +3980,14 @@
                                 <w:rFonts w:cs="Times New Roman"/>
                                 <w:szCs w:val="28"/>
                               </w:rPr>
-                              <w:t>3</w:t>
+                              <w:t>2.0</w:t>
                             </w:r>
                             <w:r>
                               <w:rPr>
                                 <w:rFonts w:cs="Times New Roman"/>
                                 <w:szCs w:val="28"/>
                               </w:rPr>
-                              <w:t xml:space="preserve">.0 </w:t>
+                              <w:t xml:space="preserve"> </w:t>
                             </w:r>
                             <w:r>
                               <w:rPr>
@@ -4072,7 +4040,7 @@
           </mc:Choice>
           <mc:Fallback>
             <w:pict>
-              <v:roundrect w14:anchorId="41CE10B4" id="Yuvarlatılmış Dikdörtgen 4" o:spid="_x0000_s1033" style="position:absolute;margin-left:0;margin-top:51.95pt;width:479.1pt;height:24.75pt;z-index:251710464;visibility:visible;mso-wrap-style:square;mso-width-percent:0;mso-height-percent:0;mso-wrap-distance-left:9pt;mso-wrap-distance-top:0;mso-wrap-distance-right:9pt;mso-wrap-distance-bottom:0;mso-position-horizontal:left;mso-position-horizontal-relative:page;mso-position-vertical:absolute;mso-position-vertical-relative:text;mso-width-percent:0;mso-height-percent:0;mso-width-relative:margin;mso-height-relative:margin;v-text-anchor:middle" arcsize="10923f" o:gfxdata="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" fillcolor="white [3201]" stroked="f" strokeweight="1pt">
+              <v:roundrect w14:anchorId="41CE10B4" id="Yuvarlatılmış Dikdörtgen 4" o:spid="_x0000_s1033" style="position:absolute;margin-left:0;margin-top:51.95pt;width:479.1pt;height:24.75pt;z-index:251710464;visibility:visible;mso-wrap-style:square;mso-width-percent:0;mso-height-percent:0;mso-wrap-distance-left:9pt;mso-wrap-distance-top:0;mso-wrap-distance-right:9pt;mso-wrap-distance-bottom:0;mso-position-horizontal:left;mso-position-horizontal-relative:page;mso-position-vertical:absolute;mso-position-vertical-relative:text;mso-width-percent:0;mso-height-percent:0;mso-width-relative:margin;mso-height-relative:margin;v-text-anchor:middle" arcsize="10923f" o:gfxdata="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" fillcolor="white [3201]" stroked="f" strokeweight="1pt">
                 <v:stroke joinstyle="miter"/>
                 <v:shadow on="t" color="black" offset="0,1pt"/>
                 <v:textbox>
@@ -4132,14 +4100,14 @@
                           <w:rFonts w:cs="Times New Roman"/>
                           <w:szCs w:val="28"/>
                         </w:rPr>
-                        <w:t>3</w:t>
+                        <w:t>2.0</w:t>
                       </w:r>
                       <w:r>
                         <w:rPr>
                           <w:rFonts w:cs="Times New Roman"/>
                           <w:szCs w:val="28"/>
                         </w:rPr>
-                        <w:t xml:space="preserve">.0 </w:t>
+                        <w:t xml:space="preserve"> </w:t>
                       </w:r>
                       <w:r>
                         <w:rPr>
@@ -4190,7 +4158,7 @@
 </file>
 
 <file path=word/numbering.xml><?xml version="1.0" encoding="utf-8"?>
-<w:numbering xmlns:wpc="http://schemas.microsoft.com/office/word/2010/wordprocessingCanvas" xmlns:cx="http://schemas.microsoft.com/office/drawing/2014/chartex" xmlns:cx1="http://schemas.microsoft.com/office/drawing/2015/9/8/chartex" xmlns:cx2="http://schemas.microsoft.com/office/drawing/2015/10/21/chartex" xmlns:cx3="http://schemas.microsoft.com/office/drawing/2016/5/9/chartex" xmlns:cx4="http://schemas.microsoft.com/office/drawing/2016/5/10/chartex" xmlns:cx5="http://schemas.microsoft.com/office/drawing/2016/5/11/chartex" xmlns:cx6="http://schemas.microsoft.com/office/drawing/2016/5/12/chartex" xmlns:cx7="http://schemas.microsoft.com/office/drawing/2016/5/13/chartex" xmlns:cx8="http://schemas.microsoft.com/office/drawing/2016/5/14/chartex" xmlns:mc="http://schemas.openxmlformats.org/markup-compatibility/2006" xmlns:aink="http://schemas.microsoft.com/office/drawing/2016/ink" xmlns:am3d="http://schemas.microsoft.com/office/drawing/2017/model3d" xmlns:o="urn:schemas-microsoft-com:office:office" xmlns:r="http://schemas.openxmlformats.org/officeDocument/2006/relationships" xmlns:m="http://schemas.openxmlformats.org/officeDocument/2006/math" xmlns:v="urn:schemas-microsoft-com:vml" xmlns:wp14="http://schemas.microsoft.com/office/word/2010/wordprocessingDrawing" xmlns:wp="http://schemas.openxmlformats.org/drawingml/2006/wordprocessingDrawing" xmlns:w10="urn:schemas-microsoft-com:office:word" xmlns:w="http://schemas.openxmlformats.org/wordprocessingml/2006/main" xmlns:w14="http://schemas.microsoft.com/office/word/2010/wordml" xmlns:w15="http://schemas.microsoft.com/office/word/2012/wordml" xmlns:w16cex="http://schemas.microsoft.com/office/word/2018/wordml/cex" xmlns:w16cid="http://schemas.microsoft.com/office/word/2016/wordml/cid" xmlns:w16="http://schemas.microsoft.com/office/word/2018/wordml" xmlns:w16sdtdh="http://schemas.microsoft.com/office/word/2020/wordml/sdtdatahash" xmlns:w16se="http://schemas.microsoft.com/office/word/2015/wordml/symex" xmlns:wpg="http://schemas.microsoft.com/office/word/2010/wordprocessingGroup" xmlns:wpi="http://schemas.microsoft.com/office/word/2010/wordprocessingInk" xmlns:wne="http://schemas.microsoft.com/office/word/2006/wordml" xmlns:wps="http://schemas.microsoft.com/office/word/2010/wordprocessingShape" mc:Ignorable="w14 w15 w16se w16cid w16 w16cex w16sdtdh wp14">
+<w:numbering xmlns:wpc="http://schemas.microsoft.com/office/word/2010/wordprocessingCanvas" xmlns:cx="http://schemas.microsoft.com/office/drawing/2014/chartex" xmlns:cx1="http://schemas.microsoft.com/office/drawing/2015/9/8/chartex" xmlns:cx2="http://schemas.microsoft.com/office/drawing/2015/10/21/chartex" xmlns:cx3="http://schemas.microsoft.com/office/drawing/2016/5/9/chartex" xmlns:cx4="http://schemas.microsoft.com/office/drawing/2016/5/10/chartex" xmlns:cx5="http://schemas.microsoft.com/office/drawing/2016/5/11/chartex" xmlns:cx6="http://schemas.microsoft.com/office/drawing/2016/5/12/chartex" xmlns:cx7="http://schemas.microsoft.com/office/drawing/2016/5/13/chartex" xmlns:cx8="http://schemas.microsoft.com/office/drawing/2016/5/14/chartex" xmlns:mc="http://schemas.openxmlformats.org/markup-compatibility/2006" xmlns:aink="http://schemas.microsoft.com/office/drawing/2016/ink" xmlns:am3d="http://schemas.microsoft.com/office/drawing/2017/model3d" xmlns:o="urn:schemas-microsoft-com:office:office" xmlns:oel="http://schemas.microsoft.com/office/2019/extlst" xmlns:r="http://schemas.openxmlformats.org/officeDocument/2006/relationships" xmlns:m="http://schemas.openxmlformats.org/officeDocument/2006/math" xmlns:v="urn:schemas-microsoft-com:vml" xmlns:wp14="http://schemas.microsoft.com/office/word/2010/wordprocessingDrawing" xmlns:wp="http://schemas.openxmlformats.org/drawingml/2006/wordprocessingDrawing" xmlns:w10="urn:schemas-microsoft-com:office:word" xmlns:w="http://schemas.openxmlformats.org/wordprocessingml/2006/main" xmlns:w14="http://schemas.microsoft.com/office/word/2010/wordml" xmlns:w15="http://schemas.microsoft.com/office/word/2012/wordml" xmlns:w16cex="http://schemas.microsoft.com/office/word/2018/wordml/cex" xmlns:w16cid="http://schemas.microsoft.com/office/word/2016/wordml/cid" xmlns:w16="http://schemas.microsoft.com/office/word/2018/wordml" xmlns:w16du="http://schemas.microsoft.com/office/word/2023/wordml/word16du" xmlns:w16sdtdh="http://schemas.microsoft.com/office/word/2020/wordml/sdtdatahash" xmlns:w16sdtfl="http://schemas.microsoft.com/office/word/2024/wordml/sdtformatlock" xmlns:w16se="http://schemas.microsoft.com/office/word/2015/wordml/symex" xmlns:wpg="http://schemas.microsoft.com/office/word/2010/wordprocessingGroup" xmlns:wpi="http://schemas.microsoft.com/office/word/2010/wordprocessingInk" xmlns:wne="http://schemas.microsoft.com/office/word/2006/wordml" xmlns:wps="http://schemas.microsoft.com/office/word/2010/wordprocessingShape" mc:Ignorable="w14 w15 w16se w16cid w16 w16cex w16sdtdh w16sdtfl w16du wp14">
   <w:abstractNum w:abstractNumId="0" w15:restartNumberingAfterBreak="0">
     <w:nsid w:val="159366F9"/>
     <w:multiLevelType w:val="hybridMultilevel"/>
@@ -5427,47 +5395,47 @@
       </w:pPr>
     </w:lvl>
   </w:abstractNum>
-  <w:num w:numId="1">
+  <w:num w:numId="1" w16cid:durableId="1776435960">
     <w:abstractNumId w:val="0"/>
   </w:num>
-  <w:num w:numId="2">
+  <w:num w:numId="2" w16cid:durableId="987585924">
     <w:abstractNumId w:val="7"/>
   </w:num>
-  <w:num w:numId="3">
+  <w:num w:numId="3" w16cid:durableId="1337343701">
     <w:abstractNumId w:val="6"/>
   </w:num>
-  <w:num w:numId="4">
+  <w:num w:numId="4" w16cid:durableId="2027633194">
     <w:abstractNumId w:val="1"/>
   </w:num>
-  <w:num w:numId="5">
+  <w:num w:numId="5" w16cid:durableId="544177900">
     <w:abstractNumId w:val="5"/>
   </w:num>
-  <w:num w:numId="6">
+  <w:num w:numId="6" w16cid:durableId="2146120142">
     <w:abstractNumId w:val="4"/>
   </w:num>
-  <w:num w:numId="7">
+  <w:num w:numId="7" w16cid:durableId="405423072">
     <w:abstractNumId w:val="2"/>
   </w:num>
-  <w:num w:numId="8">
+  <w:num w:numId="8" w16cid:durableId="1417364010">
     <w:abstractNumId w:val="11"/>
   </w:num>
-  <w:num w:numId="9">
+  <w:num w:numId="9" w16cid:durableId="780149647">
     <w:abstractNumId w:val="8"/>
   </w:num>
-  <w:num w:numId="10">
+  <w:num w:numId="10" w16cid:durableId="809520213">
     <w:abstractNumId w:val="3"/>
   </w:num>
-  <w:num w:numId="11">
+  <w:num w:numId="11" w16cid:durableId="1517308869">
     <w:abstractNumId w:val="9"/>
   </w:num>
-  <w:num w:numId="12">
+  <w:num w:numId="12" w16cid:durableId="866212767">
     <w:abstractNumId w:val="10"/>
   </w:num>
 </w:numbering>
 </file>
 
 <file path=word/styles.xml><?xml version="1.0" encoding="utf-8"?>
-<w:styles xmlns:mc="http://schemas.openxmlformats.org/markup-compatibility/2006" xmlns:r="http://schemas.openxmlformats.org/officeDocument/2006/relationships" xmlns:w="http://schemas.openxmlformats.org/wordprocessingml/2006/main" xmlns:w14="http://schemas.microsoft.com/office/word/2010/wordml" xmlns:w15="http://schemas.microsoft.com/office/word/2012/wordml" xmlns:w16cex="http://schemas.microsoft.com/office/word/2018/wordml/cex" xmlns:w16cid="http://schemas.microsoft.com/office/word/2016/wordml/cid" xmlns:w16="http://schemas.microsoft.com/office/word/2018/wordml" xmlns:w16sdtdh="http://schemas.microsoft.com/office/word/2020/wordml/sdtdatahash" xmlns:w16se="http://schemas.microsoft.com/office/word/2015/wordml/symex" mc:Ignorable="w14 w15 w16se w16cid w16 w16cex w16sdtdh">
+<w:styles xmlns:mc="http://schemas.openxmlformats.org/markup-compatibility/2006" xmlns:r="http://schemas.openxmlformats.org/officeDocument/2006/relationships" xmlns:w="http://schemas.openxmlformats.org/wordprocessingml/2006/main" xmlns:w14="http://schemas.microsoft.com/office/word/2010/wordml" xmlns:w15="http://schemas.microsoft.com/office/word/2012/wordml" xmlns:w16cex="http://schemas.microsoft.com/office/word/2018/wordml/cex" xmlns:w16cid="http://schemas.microsoft.com/office/word/2016/wordml/cid" xmlns:w16="http://schemas.microsoft.com/office/word/2018/wordml" xmlns:w16du="http://schemas.microsoft.com/office/word/2023/wordml/word16du" xmlns:w16sdtdh="http://schemas.microsoft.com/office/word/2020/wordml/sdtdatahash" xmlns:w16sdtfl="http://schemas.microsoft.com/office/word/2024/wordml/sdtformatlock" xmlns:w16se="http://schemas.microsoft.com/office/word/2015/wordml/symex" mc:Ignorable="w14 w15 w16se w16cid w16 w16cex w16sdtdh w16sdtfl w16du">
   <w:docDefaults>
     <w:rPrDefault>
       <w:rPr>
